--- a/outputs/table_boost_age.docx
+++ b/outputs/table_boost_age.docx
@@ -17,14 +17,14 @@
         <w:tblLook w:firstRow="1" w:lastRow="0" w:firstColumn="0" w:lastColumn="0" w:noHBand="0" w:noVBand="1"/>
       </w:tblPr>
       <w:tblGrid>
-        <w:gridCol w:w="1511"/>
-        <w:gridCol w:w="961"/>
-        <w:gridCol w:w="1559"/>
-        <w:gridCol w:w="3454"/>
+        <w:gridCol w:w="1311"/>
+        <w:gridCol w:w="861"/>
+        <w:gridCol w:w="1350"/>
+        <w:gridCol w:w="2901"/>
       </w:tblGrid>
       <w:tr>
         <w:trPr>
-          <w:trHeight w:val="620" w:hRule="auto"/>
+          <w:trHeight w:val="582" w:hRule="auto"/>
           <w:tblHeader/>
         </w:trPr>
         header1
@@ -62,8 +62,8 @@
                 <w:b w:val="true"/>
                 <w:u w:val="none"/>
                 <w:strike w:val="false"/>
-                <w:sz w:val="22"/>
-                <w:szCs w:val="22"/>
+                <w:sz w:val="18"/>
+                <w:szCs w:val="18"/>
                 <w:color w:val="000000"/>
               </w:rPr>
             </w:pPr>
@@ -74,8 +74,8 @@
                 <w:b w:val="true"/>
                 <w:u w:val="none"/>
                 <w:strike w:val="false"/>
-                <w:sz w:val="22"/>
-                <w:szCs w:val="22"/>
+                <w:sz w:val="18"/>
+                <w:szCs w:val="18"/>
                 <w:color w:val="000000"/>
               </w:rPr>
               <w:t xml:space="preserve">Age group</w:t>
@@ -116,8 +116,8 @@
                 <w:b w:val="true"/>
                 <w:u w:val="none"/>
                 <w:strike w:val="false"/>
-                <w:sz w:val="22"/>
-                <w:szCs w:val="22"/>
+                <w:sz w:val="18"/>
+                <w:szCs w:val="18"/>
                 <w:color w:val="000000"/>
               </w:rPr>
             </w:pPr>
@@ -128,8 +128,8 @@
                 <w:b w:val="true"/>
                 <w:u w:val="none"/>
                 <w:strike w:val="false"/>
-                <w:sz w:val="22"/>
-                <w:szCs w:val="22"/>
+                <w:sz w:val="18"/>
+                <w:szCs w:val="18"/>
                 <w:color w:val="000000"/>
               </w:rPr>
               <w:t xml:space="preserve">N</w:t>
@@ -170,8 +170,8 @@
                 <w:b w:val="true"/>
                 <w:u w:val="none"/>
                 <w:strike w:val="false"/>
-                <w:sz w:val="22"/>
-                <w:szCs w:val="22"/>
+                <w:sz w:val="18"/>
+                <w:szCs w:val="18"/>
                 <w:color w:val="000000"/>
               </w:rPr>
             </w:pPr>
@@ -182,8 +182,8 @@
                 <w:b w:val="true"/>
                 <w:u w:val="none"/>
                 <w:strike w:val="false"/>
-                <w:sz w:val="22"/>
-                <w:szCs w:val="22"/>
+                <w:sz w:val="18"/>
+                <w:szCs w:val="18"/>
                 <w:color w:val="000000"/>
               </w:rPr>
               <w:t xml:space="preserve">N boosting</w:t>
@@ -224,8 +224,8 @@
                 <w:b w:val="true"/>
                 <w:u w:val="none"/>
                 <w:strike w:val="false"/>
-                <w:sz w:val="22"/>
-                <w:szCs w:val="22"/>
+                <w:sz w:val="18"/>
+                <w:szCs w:val="18"/>
                 <w:color w:val="000000"/>
               </w:rPr>
             </w:pPr>
@@ -236,8 +236,8 @@
                 <w:b w:val="true"/>
                 <w:u w:val="none"/>
                 <w:strike w:val="false"/>
-                <w:sz w:val="22"/>
-                <w:szCs w:val="22"/>
+                <w:sz w:val="18"/>
+                <w:szCs w:val="18"/>
                 <w:color w:val="000000"/>
               </w:rPr>
               <w:t xml:space="preserve">Proportion boosting (95% CI)</w:t>
@@ -247,7 +247,7 @@
       </w:tr>
       <w:tr>
         <w:trPr>
-          <w:trHeight w:val="616" w:hRule="auto"/>
+          <w:trHeight w:val="579" w:hRule="auto"/>
         </w:trPr>
         body1
         <w:tc>
@@ -284,20 +284,20 @@
                 <w:b w:val="false"/>
                 <w:u w:val="none"/>
                 <w:strike w:val="false"/>
-                <w:sz w:val="22"/>
-                <w:szCs w:val="22"/>
-                <w:color w:val="000000"/>
-              </w:rPr>
-            </w:pPr>
-            <w:r>
-              <w:rPr>
-                <w:rFonts w:ascii="Helvetica" w:hAnsi="Helvetica" w:eastAsia="Helvetica" w:cs="Helvetica"/>
-                <w:i w:val="false"/>
-                <w:b w:val="false"/>
-                <w:u w:val="none"/>
-                <w:strike w:val="false"/>
-                <w:sz w:val="22"/>
-                <w:szCs w:val="22"/>
+                <w:sz w:val="18"/>
+                <w:szCs w:val="18"/>
+                <w:color w:val="000000"/>
+              </w:rPr>
+            </w:pPr>
+            <w:r>
+              <w:rPr>
+                <w:rFonts w:ascii="Helvetica" w:hAnsi="Helvetica" w:eastAsia="Helvetica" w:cs="Helvetica"/>
+                <w:i w:val="false"/>
+                <w:b w:val="false"/>
+                <w:u w:val="none"/>
+                <w:strike w:val="false"/>
+                <w:sz w:val="18"/>
+                <w:szCs w:val="18"/>
                 <w:color w:val="000000"/>
               </w:rPr>
               <w:t xml:space="preserve">6–20</w:t>
@@ -338,20 +338,20 @@
                 <w:b w:val="false"/>
                 <w:u w:val="none"/>
                 <w:strike w:val="false"/>
-                <w:sz w:val="22"/>
-                <w:szCs w:val="22"/>
-                <w:color w:val="000000"/>
-              </w:rPr>
-            </w:pPr>
-            <w:r>
-              <w:rPr>
-                <w:rFonts w:ascii="Helvetica" w:hAnsi="Helvetica" w:eastAsia="Helvetica" w:cs="Helvetica"/>
-                <w:i w:val="false"/>
-                <w:b w:val="false"/>
-                <w:u w:val="none"/>
-                <w:strike w:val="false"/>
-                <w:sz w:val="22"/>
-                <w:szCs w:val="22"/>
+                <w:sz w:val="18"/>
+                <w:szCs w:val="18"/>
+                <w:color w:val="000000"/>
+              </w:rPr>
+            </w:pPr>
+            <w:r>
+              <w:rPr>
+                <w:rFonts w:ascii="Helvetica" w:hAnsi="Helvetica" w:eastAsia="Helvetica" w:cs="Helvetica"/>
+                <w:i w:val="false"/>
+                <w:b w:val="false"/>
+                <w:u w:val="none"/>
+                <w:strike w:val="false"/>
+                <w:sz w:val="18"/>
+                <w:szCs w:val="18"/>
                 <w:color w:val="000000"/>
               </w:rPr>
               <w:t xml:space="preserve">159</w:t>
@@ -392,20 +392,20 @@
                 <w:b w:val="false"/>
                 <w:u w:val="none"/>
                 <w:strike w:val="false"/>
-                <w:sz w:val="22"/>
-                <w:szCs w:val="22"/>
-                <w:color w:val="000000"/>
-              </w:rPr>
-            </w:pPr>
-            <w:r>
-              <w:rPr>
-                <w:rFonts w:ascii="Helvetica" w:hAnsi="Helvetica" w:eastAsia="Helvetica" w:cs="Helvetica"/>
-                <w:i w:val="false"/>
-                <w:b w:val="false"/>
-                <w:u w:val="none"/>
-                <w:strike w:val="false"/>
-                <w:sz w:val="22"/>
-                <w:szCs w:val="22"/>
+                <w:sz w:val="18"/>
+                <w:szCs w:val="18"/>
+                <w:color w:val="000000"/>
+              </w:rPr>
+            </w:pPr>
+            <w:r>
+              <w:rPr>
+                <w:rFonts w:ascii="Helvetica" w:hAnsi="Helvetica" w:eastAsia="Helvetica" w:cs="Helvetica"/>
+                <w:i w:val="false"/>
+                <w:b w:val="false"/>
+                <w:u w:val="none"/>
+                <w:strike w:val="false"/>
+                <w:sz w:val="18"/>
+                <w:szCs w:val="18"/>
                 <w:color w:val="000000"/>
               </w:rPr>
               <w:t xml:space="preserve">17</w:t>
@@ -446,30 +446,30 @@
                 <w:b w:val="false"/>
                 <w:u w:val="none"/>
                 <w:strike w:val="false"/>
-                <w:sz w:val="22"/>
-                <w:szCs w:val="22"/>
-                <w:color w:val="000000"/>
-              </w:rPr>
-            </w:pPr>
-            <w:r>
-              <w:rPr>
-                <w:rFonts w:ascii="Helvetica" w:hAnsi="Helvetica" w:eastAsia="Helvetica" w:cs="Helvetica"/>
-                <w:i w:val="false"/>
-                <w:b w:val="false"/>
-                <w:u w:val="none"/>
-                <w:strike w:val="false"/>
-                <w:sz w:val="22"/>
-                <w:szCs w:val="22"/>
-                <w:color w:val="000000"/>
-              </w:rPr>
-              <w:t xml:space="preserve">10.7% (6.4-16.6%)</w:t>
+                <w:sz w:val="18"/>
+                <w:szCs w:val="18"/>
+                <w:color w:val="000000"/>
+              </w:rPr>
+            </w:pPr>
+            <w:r>
+              <w:rPr>
+                <w:rFonts w:ascii="Helvetica" w:hAnsi="Helvetica" w:eastAsia="Helvetica" w:cs="Helvetica"/>
+                <w:i w:val="false"/>
+                <w:b w:val="false"/>
+                <w:u w:val="none"/>
+                <w:strike w:val="false"/>
+                <w:sz w:val="18"/>
+                <w:szCs w:val="18"/>
+                <w:color w:val="000000"/>
+              </w:rPr>
+              <w:t xml:space="preserve">10.69% (6.35-16.57%)</w:t>
             </w:r>
           </w:p>
         </w:tc>
       </w:tr>
       <w:tr>
         <w:trPr>
-          <w:trHeight w:val="616" w:hRule="auto"/>
+          <w:trHeight w:val="579" w:hRule="auto"/>
         </w:trPr>
         body2
         <w:tc>
@@ -506,20 +506,20 @@
                 <w:b w:val="false"/>
                 <w:u w:val="none"/>
                 <w:strike w:val="false"/>
-                <w:sz w:val="22"/>
-                <w:szCs w:val="22"/>
-                <w:color w:val="000000"/>
-              </w:rPr>
-            </w:pPr>
-            <w:r>
-              <w:rPr>
-                <w:rFonts w:ascii="Helvetica" w:hAnsi="Helvetica" w:eastAsia="Helvetica" w:cs="Helvetica"/>
-                <w:i w:val="false"/>
-                <w:b w:val="false"/>
-                <w:u w:val="none"/>
-                <w:strike w:val="false"/>
-                <w:sz w:val="22"/>
-                <w:szCs w:val="22"/>
+                <w:sz w:val="18"/>
+                <w:szCs w:val="18"/>
+                <w:color w:val="000000"/>
+              </w:rPr>
+            </w:pPr>
+            <w:r>
+              <w:rPr>
+                <w:rFonts w:ascii="Helvetica" w:hAnsi="Helvetica" w:eastAsia="Helvetica" w:cs="Helvetica"/>
+                <w:i w:val="false"/>
+                <w:b w:val="false"/>
+                <w:u w:val="none"/>
+                <w:strike w:val="false"/>
+                <w:sz w:val="18"/>
+                <w:szCs w:val="18"/>
                 <w:color w:val="000000"/>
               </w:rPr>
               <w:t xml:space="preserve">20–30</w:t>
@@ -560,23 +560,23 @@
                 <w:b w:val="false"/>
                 <w:u w:val="none"/>
                 <w:strike w:val="false"/>
-                <w:sz w:val="22"/>
-                <w:szCs w:val="22"/>
-                <w:color w:val="000000"/>
-              </w:rPr>
-            </w:pPr>
-            <w:r>
-              <w:rPr>
-                <w:rFonts w:ascii="Helvetica" w:hAnsi="Helvetica" w:eastAsia="Helvetica" w:cs="Helvetica"/>
-                <w:i w:val="false"/>
-                <w:b w:val="false"/>
-                <w:u w:val="none"/>
-                <w:strike w:val="false"/>
-                <w:sz w:val="22"/>
-                <w:szCs w:val="22"/>
-                <w:color w:val="000000"/>
-              </w:rPr>
-              <w:t xml:space="preserve">179</w:t>
+                <w:sz w:val="18"/>
+                <w:szCs w:val="18"/>
+                <w:color w:val="000000"/>
+              </w:rPr>
+            </w:pPr>
+            <w:r>
+              <w:rPr>
+                <w:rFonts w:ascii="Helvetica" w:hAnsi="Helvetica" w:eastAsia="Helvetica" w:cs="Helvetica"/>
+                <w:i w:val="false"/>
+                <w:b w:val="false"/>
+                <w:u w:val="none"/>
+                <w:strike w:val="false"/>
+                <w:sz w:val="18"/>
+                <w:szCs w:val="18"/>
+                <w:color w:val="000000"/>
+              </w:rPr>
+              <w:t xml:space="preserve">178</w:t>
             </w:r>
           </w:p>
         </w:tc>
@@ -614,20 +614,20 @@
                 <w:b w:val="false"/>
                 <w:u w:val="none"/>
                 <w:strike w:val="false"/>
-                <w:sz w:val="22"/>
-                <w:szCs w:val="22"/>
-                <w:color w:val="000000"/>
-              </w:rPr>
-            </w:pPr>
-            <w:r>
-              <w:rPr>
-                <w:rFonts w:ascii="Helvetica" w:hAnsi="Helvetica" w:eastAsia="Helvetica" w:cs="Helvetica"/>
-                <w:i w:val="false"/>
-                <w:b w:val="false"/>
-                <w:u w:val="none"/>
-                <w:strike w:val="false"/>
-                <w:sz w:val="22"/>
-                <w:szCs w:val="22"/>
+                <w:sz w:val="18"/>
+                <w:szCs w:val="18"/>
+                <w:color w:val="000000"/>
+              </w:rPr>
+            </w:pPr>
+            <w:r>
+              <w:rPr>
+                <w:rFonts w:ascii="Helvetica" w:hAnsi="Helvetica" w:eastAsia="Helvetica" w:cs="Helvetica"/>
+                <w:i w:val="false"/>
+                <w:b w:val="false"/>
+                <w:u w:val="none"/>
+                <w:strike w:val="false"/>
+                <w:sz w:val="18"/>
+                <w:szCs w:val="18"/>
                 <w:color w:val="000000"/>
               </w:rPr>
               <w:t xml:space="preserve">11</w:t>
@@ -668,30 +668,30 @@
                 <w:b w:val="false"/>
                 <w:u w:val="none"/>
                 <w:strike w:val="false"/>
-                <w:sz w:val="22"/>
-                <w:szCs w:val="22"/>
-                <w:color w:val="000000"/>
-              </w:rPr>
-            </w:pPr>
-            <w:r>
-              <w:rPr>
-                <w:rFonts w:ascii="Helvetica" w:hAnsi="Helvetica" w:eastAsia="Helvetica" w:cs="Helvetica"/>
-                <w:i w:val="false"/>
-                <w:b w:val="false"/>
-                <w:u w:val="none"/>
-                <w:strike w:val="false"/>
-                <w:sz w:val="22"/>
-                <w:szCs w:val="22"/>
-                <w:color w:val="000000"/>
-              </w:rPr>
-              <w:t xml:space="preserve">6.1% (3.1-10.7%)</w:t>
+                <w:sz w:val="18"/>
+                <w:szCs w:val="18"/>
+                <w:color w:val="000000"/>
+              </w:rPr>
+            </w:pPr>
+            <w:r>
+              <w:rPr>
+                <w:rFonts w:ascii="Helvetica" w:hAnsi="Helvetica" w:eastAsia="Helvetica" w:cs="Helvetica"/>
+                <w:i w:val="false"/>
+                <w:b w:val="false"/>
+                <w:u w:val="none"/>
+                <w:strike w:val="false"/>
+                <w:sz w:val="18"/>
+                <w:szCs w:val="18"/>
+                <w:color w:val="000000"/>
+              </w:rPr>
+              <w:t xml:space="preserve">6.18% (3.12-10.79%)</w:t>
             </w:r>
           </w:p>
         </w:tc>
       </w:tr>
       <w:tr>
         <w:trPr>
-          <w:trHeight w:val="616" w:hRule="auto"/>
+          <w:trHeight w:val="579" w:hRule="auto"/>
         </w:trPr>
         body3
         <w:tc>
@@ -728,20 +728,20 @@
                 <w:b w:val="false"/>
                 <w:u w:val="none"/>
                 <w:strike w:val="false"/>
-                <w:sz w:val="22"/>
-                <w:szCs w:val="22"/>
-                <w:color w:val="000000"/>
-              </w:rPr>
-            </w:pPr>
-            <w:r>
-              <w:rPr>
-                <w:rFonts w:ascii="Helvetica" w:hAnsi="Helvetica" w:eastAsia="Helvetica" w:cs="Helvetica"/>
-                <w:i w:val="false"/>
-                <w:b w:val="false"/>
-                <w:u w:val="none"/>
-                <w:strike w:val="false"/>
-                <w:sz w:val="22"/>
-                <w:szCs w:val="22"/>
+                <w:sz w:val="18"/>
+                <w:szCs w:val="18"/>
+                <w:color w:val="000000"/>
+              </w:rPr>
+            </w:pPr>
+            <w:r>
+              <w:rPr>
+                <w:rFonts w:ascii="Helvetica" w:hAnsi="Helvetica" w:eastAsia="Helvetica" w:cs="Helvetica"/>
+                <w:i w:val="false"/>
+                <w:b w:val="false"/>
+                <w:u w:val="none"/>
+                <w:strike w:val="false"/>
+                <w:sz w:val="18"/>
+                <w:szCs w:val="18"/>
                 <w:color w:val="000000"/>
               </w:rPr>
               <w:t xml:space="preserve">30–40</w:t>
@@ -782,20 +782,20 @@
                 <w:b w:val="false"/>
                 <w:u w:val="none"/>
                 <w:strike w:val="false"/>
-                <w:sz w:val="22"/>
-                <w:szCs w:val="22"/>
-                <w:color w:val="000000"/>
-              </w:rPr>
-            </w:pPr>
-            <w:r>
-              <w:rPr>
-                <w:rFonts w:ascii="Helvetica" w:hAnsi="Helvetica" w:eastAsia="Helvetica" w:cs="Helvetica"/>
-                <w:i w:val="false"/>
-                <w:b w:val="false"/>
-                <w:u w:val="none"/>
-                <w:strike w:val="false"/>
-                <w:sz w:val="22"/>
-                <w:szCs w:val="22"/>
+                <w:sz w:val="18"/>
+                <w:szCs w:val="18"/>
+                <w:color w:val="000000"/>
+              </w:rPr>
+            </w:pPr>
+            <w:r>
+              <w:rPr>
+                <w:rFonts w:ascii="Helvetica" w:hAnsi="Helvetica" w:eastAsia="Helvetica" w:cs="Helvetica"/>
+                <w:i w:val="false"/>
+                <w:b w:val="false"/>
+                <w:u w:val="none"/>
+                <w:strike w:val="false"/>
+                <w:sz w:val="18"/>
+                <w:szCs w:val="18"/>
                 <w:color w:val="000000"/>
               </w:rPr>
               <w:t xml:space="preserve">152</w:t>
@@ -836,20 +836,20 @@
                 <w:b w:val="false"/>
                 <w:u w:val="none"/>
                 <w:strike w:val="false"/>
-                <w:sz w:val="22"/>
-                <w:szCs w:val="22"/>
-                <w:color w:val="000000"/>
-              </w:rPr>
-            </w:pPr>
-            <w:r>
-              <w:rPr>
-                <w:rFonts w:ascii="Helvetica" w:hAnsi="Helvetica" w:eastAsia="Helvetica" w:cs="Helvetica"/>
-                <w:i w:val="false"/>
-                <w:b w:val="false"/>
-                <w:u w:val="none"/>
-                <w:strike w:val="false"/>
-                <w:sz w:val="22"/>
-                <w:szCs w:val="22"/>
+                <w:sz w:val="18"/>
+                <w:szCs w:val="18"/>
+                <w:color w:val="000000"/>
+              </w:rPr>
+            </w:pPr>
+            <w:r>
+              <w:rPr>
+                <w:rFonts w:ascii="Helvetica" w:hAnsi="Helvetica" w:eastAsia="Helvetica" w:cs="Helvetica"/>
+                <w:i w:val="false"/>
+                <w:b w:val="false"/>
+                <w:u w:val="none"/>
+                <w:strike w:val="false"/>
+                <w:sz w:val="18"/>
+                <w:szCs w:val="18"/>
                 <w:color w:val="000000"/>
               </w:rPr>
               <w:t xml:space="preserve">7</w:t>
@@ -890,30 +890,30 @@
                 <w:b w:val="false"/>
                 <w:u w:val="none"/>
                 <w:strike w:val="false"/>
-                <w:sz w:val="22"/>
-                <w:szCs w:val="22"/>
-                <w:color w:val="000000"/>
-              </w:rPr>
-            </w:pPr>
-            <w:r>
-              <w:rPr>
-                <w:rFonts w:ascii="Helvetica" w:hAnsi="Helvetica" w:eastAsia="Helvetica" w:cs="Helvetica"/>
-                <w:i w:val="false"/>
-                <w:b w:val="false"/>
-                <w:u w:val="none"/>
-                <w:strike w:val="false"/>
-                <w:sz w:val="22"/>
-                <w:szCs w:val="22"/>
-                <w:color w:val="000000"/>
-              </w:rPr>
-              <w:t xml:space="preserve">4.6% (1.9-9.3%)</w:t>
+                <w:sz w:val="18"/>
+                <w:szCs w:val="18"/>
+                <w:color w:val="000000"/>
+              </w:rPr>
+            </w:pPr>
+            <w:r>
+              <w:rPr>
+                <w:rFonts w:ascii="Helvetica" w:hAnsi="Helvetica" w:eastAsia="Helvetica" w:cs="Helvetica"/>
+                <w:i w:val="false"/>
+                <w:b w:val="false"/>
+                <w:u w:val="none"/>
+                <w:strike w:val="false"/>
+                <w:sz w:val="18"/>
+                <w:szCs w:val="18"/>
+                <w:color w:val="000000"/>
+              </w:rPr>
+              <w:t xml:space="preserve">4.61% (1.87-9.26%)</w:t>
             </w:r>
           </w:p>
         </w:tc>
       </w:tr>
       <w:tr>
         <w:trPr>
-          <w:trHeight w:val="616" w:hRule="auto"/>
+          <w:trHeight w:val="579" w:hRule="auto"/>
         </w:trPr>
         body4
         <w:tc>
@@ -950,20 +950,20 @@
                 <w:b w:val="false"/>
                 <w:u w:val="none"/>
                 <w:strike w:val="false"/>
-                <w:sz w:val="22"/>
-                <w:szCs w:val="22"/>
-                <w:color w:val="000000"/>
-              </w:rPr>
-            </w:pPr>
-            <w:r>
-              <w:rPr>
-                <w:rFonts w:ascii="Helvetica" w:hAnsi="Helvetica" w:eastAsia="Helvetica" w:cs="Helvetica"/>
-                <w:i w:val="false"/>
-                <w:b w:val="false"/>
-                <w:u w:val="none"/>
-                <w:strike w:val="false"/>
-                <w:sz w:val="22"/>
-                <w:szCs w:val="22"/>
+                <w:sz w:val="18"/>
+                <w:szCs w:val="18"/>
+                <w:color w:val="000000"/>
+              </w:rPr>
+            </w:pPr>
+            <w:r>
+              <w:rPr>
+                <w:rFonts w:ascii="Helvetica" w:hAnsi="Helvetica" w:eastAsia="Helvetica" w:cs="Helvetica"/>
+                <w:i w:val="false"/>
+                <w:b w:val="false"/>
+                <w:u w:val="none"/>
+                <w:strike w:val="false"/>
+                <w:sz w:val="18"/>
+                <w:szCs w:val="18"/>
                 <w:color w:val="000000"/>
               </w:rPr>
               <w:t xml:space="preserve">40–50</w:t>
@@ -1004,20 +1004,20 @@
                 <w:b w:val="false"/>
                 <w:u w:val="none"/>
                 <w:strike w:val="false"/>
-                <w:sz w:val="22"/>
-                <w:szCs w:val="22"/>
-                <w:color w:val="000000"/>
-              </w:rPr>
-            </w:pPr>
-            <w:r>
-              <w:rPr>
-                <w:rFonts w:ascii="Helvetica" w:hAnsi="Helvetica" w:eastAsia="Helvetica" w:cs="Helvetica"/>
-                <w:i w:val="false"/>
-                <w:b w:val="false"/>
-                <w:u w:val="none"/>
-                <w:strike w:val="false"/>
-                <w:sz w:val="22"/>
-                <w:szCs w:val="22"/>
+                <w:sz w:val="18"/>
+                <w:szCs w:val="18"/>
+                <w:color w:val="000000"/>
+              </w:rPr>
+            </w:pPr>
+            <w:r>
+              <w:rPr>
+                <w:rFonts w:ascii="Helvetica" w:hAnsi="Helvetica" w:eastAsia="Helvetica" w:cs="Helvetica"/>
+                <w:i w:val="false"/>
+                <w:b w:val="false"/>
+                <w:u w:val="none"/>
+                <w:strike w:val="false"/>
+                <w:sz w:val="18"/>
+                <w:szCs w:val="18"/>
                 <w:color w:val="000000"/>
               </w:rPr>
               <w:t xml:space="preserve">144</w:t>
@@ -1058,20 +1058,20 @@
                 <w:b w:val="false"/>
                 <w:u w:val="none"/>
                 <w:strike w:val="false"/>
-                <w:sz w:val="22"/>
-                <w:szCs w:val="22"/>
-                <w:color w:val="000000"/>
-              </w:rPr>
-            </w:pPr>
-            <w:r>
-              <w:rPr>
-                <w:rFonts w:ascii="Helvetica" w:hAnsi="Helvetica" w:eastAsia="Helvetica" w:cs="Helvetica"/>
-                <w:i w:val="false"/>
-                <w:b w:val="false"/>
-                <w:u w:val="none"/>
-                <w:strike w:val="false"/>
-                <w:sz w:val="22"/>
-                <w:szCs w:val="22"/>
+                <w:sz w:val="18"/>
+                <w:szCs w:val="18"/>
+                <w:color w:val="000000"/>
+              </w:rPr>
+            </w:pPr>
+            <w:r>
+              <w:rPr>
+                <w:rFonts w:ascii="Helvetica" w:hAnsi="Helvetica" w:eastAsia="Helvetica" w:cs="Helvetica"/>
+                <w:i w:val="false"/>
+                <w:b w:val="false"/>
+                <w:u w:val="none"/>
+                <w:strike w:val="false"/>
+                <w:sz w:val="18"/>
+                <w:szCs w:val="18"/>
                 <w:color w:val="000000"/>
               </w:rPr>
               <w:t xml:space="preserve">8</w:t>
@@ -1112,30 +1112,30 @@
                 <w:b w:val="false"/>
                 <w:u w:val="none"/>
                 <w:strike w:val="false"/>
-                <w:sz w:val="22"/>
-                <w:szCs w:val="22"/>
-                <w:color w:val="000000"/>
-              </w:rPr>
-            </w:pPr>
-            <w:r>
-              <w:rPr>
-                <w:rFonts w:ascii="Helvetica" w:hAnsi="Helvetica" w:eastAsia="Helvetica" w:cs="Helvetica"/>
-                <w:i w:val="false"/>
-                <w:b w:val="false"/>
-                <w:u w:val="none"/>
-                <w:strike w:val="false"/>
-                <w:sz w:val="22"/>
-                <w:szCs w:val="22"/>
-                <w:color w:val="000000"/>
-              </w:rPr>
-              <w:t xml:space="preserve">5.6% (2.4-10.7%)</w:t>
+                <w:sz w:val="18"/>
+                <w:szCs w:val="18"/>
+                <w:color w:val="000000"/>
+              </w:rPr>
+            </w:pPr>
+            <w:r>
+              <w:rPr>
+                <w:rFonts w:ascii="Helvetica" w:hAnsi="Helvetica" w:eastAsia="Helvetica" w:cs="Helvetica"/>
+                <w:i w:val="false"/>
+                <w:b w:val="false"/>
+                <w:u w:val="none"/>
+                <w:strike w:val="false"/>
+                <w:sz w:val="18"/>
+                <w:szCs w:val="18"/>
+                <w:color w:val="000000"/>
+              </w:rPr>
+              <w:t xml:space="preserve">5.56% (2.43-10.65%)</w:t>
             </w:r>
           </w:p>
         </w:tc>
       </w:tr>
       <w:tr>
         <w:trPr>
-          <w:trHeight w:val="616" w:hRule="auto"/>
+          <w:trHeight w:val="579" w:hRule="auto"/>
         </w:trPr>
         body5
         <w:tc>
@@ -1172,20 +1172,20 @@
                 <w:b w:val="false"/>
                 <w:u w:val="none"/>
                 <w:strike w:val="false"/>
-                <w:sz w:val="22"/>
-                <w:szCs w:val="22"/>
-                <w:color w:val="000000"/>
-              </w:rPr>
-            </w:pPr>
-            <w:r>
-              <w:rPr>
-                <w:rFonts w:ascii="Helvetica" w:hAnsi="Helvetica" w:eastAsia="Helvetica" w:cs="Helvetica"/>
-                <w:i w:val="false"/>
-                <w:b w:val="false"/>
-                <w:u w:val="none"/>
-                <w:strike w:val="false"/>
-                <w:sz w:val="22"/>
-                <w:szCs w:val="22"/>
+                <w:sz w:val="18"/>
+                <w:szCs w:val="18"/>
+                <w:color w:val="000000"/>
+              </w:rPr>
+            </w:pPr>
+            <w:r>
+              <w:rPr>
+                <w:rFonts w:ascii="Helvetica" w:hAnsi="Helvetica" w:eastAsia="Helvetica" w:cs="Helvetica"/>
+                <w:i w:val="false"/>
+                <w:b w:val="false"/>
+                <w:u w:val="none"/>
+                <w:strike w:val="false"/>
+                <w:sz w:val="18"/>
+                <w:szCs w:val="18"/>
                 <w:color w:val="000000"/>
               </w:rPr>
               <w:t xml:space="preserve">50–60</w:t>
@@ -1226,20 +1226,20 @@
                 <w:b w:val="false"/>
                 <w:u w:val="none"/>
                 <w:strike w:val="false"/>
-                <w:sz w:val="22"/>
-                <w:szCs w:val="22"/>
-                <w:color w:val="000000"/>
-              </w:rPr>
-            </w:pPr>
-            <w:r>
-              <w:rPr>
-                <w:rFonts w:ascii="Helvetica" w:hAnsi="Helvetica" w:eastAsia="Helvetica" w:cs="Helvetica"/>
-                <w:i w:val="false"/>
-                <w:b w:val="false"/>
-                <w:u w:val="none"/>
-                <w:strike w:val="false"/>
-                <w:sz w:val="22"/>
-                <w:szCs w:val="22"/>
+                <w:sz w:val="18"/>
+                <w:szCs w:val="18"/>
+                <w:color w:val="000000"/>
+              </w:rPr>
+            </w:pPr>
+            <w:r>
+              <w:rPr>
+                <w:rFonts w:ascii="Helvetica" w:hAnsi="Helvetica" w:eastAsia="Helvetica" w:cs="Helvetica"/>
+                <w:i w:val="false"/>
+                <w:b w:val="false"/>
+                <w:u w:val="none"/>
+                <w:strike w:val="false"/>
+                <w:sz w:val="18"/>
+                <w:szCs w:val="18"/>
                 <w:color w:val="000000"/>
               </w:rPr>
               <w:t xml:space="preserve">156</w:t>
@@ -1280,20 +1280,20 @@
                 <w:b w:val="false"/>
                 <w:u w:val="none"/>
                 <w:strike w:val="false"/>
-                <w:sz w:val="22"/>
-                <w:szCs w:val="22"/>
-                <w:color w:val="000000"/>
-              </w:rPr>
-            </w:pPr>
-            <w:r>
-              <w:rPr>
-                <w:rFonts w:ascii="Helvetica" w:hAnsi="Helvetica" w:eastAsia="Helvetica" w:cs="Helvetica"/>
-                <w:i w:val="false"/>
-                <w:b w:val="false"/>
-                <w:u w:val="none"/>
-                <w:strike w:val="false"/>
-                <w:sz w:val="22"/>
-                <w:szCs w:val="22"/>
+                <w:sz w:val="18"/>
+                <w:szCs w:val="18"/>
+                <w:color w:val="000000"/>
+              </w:rPr>
+            </w:pPr>
+            <w:r>
+              <w:rPr>
+                <w:rFonts w:ascii="Helvetica" w:hAnsi="Helvetica" w:eastAsia="Helvetica" w:cs="Helvetica"/>
+                <w:i w:val="false"/>
+                <w:b w:val="false"/>
+                <w:u w:val="none"/>
+                <w:strike w:val="false"/>
+                <w:sz w:val="18"/>
+                <w:szCs w:val="18"/>
                 <w:color w:val="000000"/>
               </w:rPr>
               <w:t xml:space="preserve">3</w:t>
@@ -1334,30 +1334,30 @@
                 <w:b w:val="false"/>
                 <w:u w:val="none"/>
                 <w:strike w:val="false"/>
-                <w:sz w:val="22"/>
-                <w:szCs w:val="22"/>
-                <w:color w:val="000000"/>
-              </w:rPr>
-            </w:pPr>
-            <w:r>
-              <w:rPr>
-                <w:rFonts w:ascii="Helvetica" w:hAnsi="Helvetica" w:eastAsia="Helvetica" w:cs="Helvetica"/>
-                <w:i w:val="false"/>
-                <w:b w:val="false"/>
-                <w:u w:val="none"/>
-                <w:strike w:val="false"/>
-                <w:sz w:val="22"/>
-                <w:szCs w:val="22"/>
-                <w:color w:val="000000"/>
-              </w:rPr>
-              <w:t xml:space="preserve">1.9% (0.4-5.5%)</w:t>
+                <w:sz w:val="18"/>
+                <w:szCs w:val="18"/>
+                <w:color w:val="000000"/>
+              </w:rPr>
+            </w:pPr>
+            <w:r>
+              <w:rPr>
+                <w:rFonts w:ascii="Helvetica" w:hAnsi="Helvetica" w:eastAsia="Helvetica" w:cs="Helvetica"/>
+                <w:i w:val="false"/>
+                <w:b w:val="false"/>
+                <w:u w:val="none"/>
+                <w:strike w:val="false"/>
+                <w:sz w:val="18"/>
+                <w:szCs w:val="18"/>
+                <w:color w:val="000000"/>
+              </w:rPr>
+              <w:t xml:space="preserve">1.92% (0.40-5.52%)</w:t>
             </w:r>
           </w:p>
         </w:tc>
       </w:tr>
       <w:tr>
         <w:trPr>
-          <w:trHeight w:val="616" w:hRule="auto"/>
+          <w:trHeight w:val="579" w:hRule="auto"/>
         </w:trPr>
         body6
         <w:tc>
@@ -1394,20 +1394,20 @@
                 <w:b w:val="false"/>
                 <w:u w:val="none"/>
                 <w:strike w:val="false"/>
-                <w:sz w:val="22"/>
-                <w:szCs w:val="22"/>
-                <w:color w:val="000000"/>
-              </w:rPr>
-            </w:pPr>
-            <w:r>
-              <w:rPr>
-                <w:rFonts w:ascii="Helvetica" w:hAnsi="Helvetica" w:eastAsia="Helvetica" w:cs="Helvetica"/>
-                <w:i w:val="false"/>
-                <w:b w:val="false"/>
-                <w:u w:val="none"/>
-                <w:strike w:val="false"/>
-                <w:sz w:val="22"/>
-                <w:szCs w:val="22"/>
+                <w:sz w:val="18"/>
+                <w:szCs w:val="18"/>
+                <w:color w:val="000000"/>
+              </w:rPr>
+            </w:pPr>
+            <w:r>
+              <w:rPr>
+                <w:rFonts w:ascii="Helvetica" w:hAnsi="Helvetica" w:eastAsia="Helvetica" w:cs="Helvetica"/>
+                <w:i w:val="false"/>
+                <w:b w:val="false"/>
+                <w:u w:val="none"/>
+                <w:strike w:val="false"/>
+                <w:sz w:val="18"/>
+                <w:szCs w:val="18"/>
                 <w:color w:val="000000"/>
               </w:rPr>
               <w:t xml:space="preserve">60–70</w:t>
@@ -1448,20 +1448,20 @@
                 <w:b w:val="false"/>
                 <w:u w:val="none"/>
                 <w:strike w:val="false"/>
-                <w:sz w:val="22"/>
-                <w:szCs w:val="22"/>
-                <w:color w:val="000000"/>
-              </w:rPr>
-            </w:pPr>
-            <w:r>
-              <w:rPr>
-                <w:rFonts w:ascii="Helvetica" w:hAnsi="Helvetica" w:eastAsia="Helvetica" w:cs="Helvetica"/>
-                <w:i w:val="false"/>
-                <w:b w:val="false"/>
-                <w:u w:val="none"/>
-                <w:strike w:val="false"/>
-                <w:sz w:val="22"/>
-                <w:szCs w:val="22"/>
+                <w:sz w:val="18"/>
+                <w:szCs w:val="18"/>
+                <w:color w:val="000000"/>
+              </w:rPr>
+            </w:pPr>
+            <w:r>
+              <w:rPr>
+                <w:rFonts w:ascii="Helvetica" w:hAnsi="Helvetica" w:eastAsia="Helvetica" w:cs="Helvetica"/>
+                <w:i w:val="false"/>
+                <w:b w:val="false"/>
+                <w:u w:val="none"/>
+                <w:strike w:val="false"/>
+                <w:sz w:val="18"/>
+                <w:szCs w:val="18"/>
                 <w:color w:val="000000"/>
               </w:rPr>
               <w:t xml:space="preserve">122</w:t>
@@ -1502,20 +1502,20 @@
                 <w:b w:val="false"/>
                 <w:u w:val="none"/>
                 <w:strike w:val="false"/>
-                <w:sz w:val="22"/>
-                <w:szCs w:val="22"/>
-                <w:color w:val="000000"/>
-              </w:rPr>
-            </w:pPr>
-            <w:r>
-              <w:rPr>
-                <w:rFonts w:ascii="Helvetica" w:hAnsi="Helvetica" w:eastAsia="Helvetica" w:cs="Helvetica"/>
-                <w:i w:val="false"/>
-                <w:b w:val="false"/>
-                <w:u w:val="none"/>
-                <w:strike w:val="false"/>
-                <w:sz w:val="22"/>
-                <w:szCs w:val="22"/>
+                <w:sz w:val="18"/>
+                <w:szCs w:val="18"/>
+                <w:color w:val="000000"/>
+              </w:rPr>
+            </w:pPr>
+            <w:r>
+              <w:rPr>
+                <w:rFonts w:ascii="Helvetica" w:hAnsi="Helvetica" w:eastAsia="Helvetica" w:cs="Helvetica"/>
+                <w:i w:val="false"/>
+                <w:b w:val="false"/>
+                <w:u w:val="none"/>
+                <w:strike w:val="false"/>
+                <w:sz w:val="18"/>
+                <w:szCs w:val="18"/>
                 <w:color w:val="000000"/>
               </w:rPr>
               <w:t xml:space="preserve">5</w:t>
@@ -1556,30 +1556,30 @@
                 <w:b w:val="false"/>
                 <w:u w:val="none"/>
                 <w:strike w:val="false"/>
-                <w:sz w:val="22"/>
-                <w:szCs w:val="22"/>
-                <w:color w:val="000000"/>
-              </w:rPr>
-            </w:pPr>
-            <w:r>
-              <w:rPr>
-                <w:rFonts w:ascii="Helvetica" w:hAnsi="Helvetica" w:eastAsia="Helvetica" w:cs="Helvetica"/>
-                <w:i w:val="false"/>
-                <w:b w:val="false"/>
-                <w:u w:val="none"/>
-                <w:strike w:val="false"/>
-                <w:sz w:val="22"/>
-                <w:szCs w:val="22"/>
-                <w:color w:val="000000"/>
-              </w:rPr>
-              <w:t xml:space="preserve">4.1% (1.3-9.3%)</w:t>
+                <w:sz w:val="18"/>
+                <w:szCs w:val="18"/>
+                <w:color w:val="000000"/>
+              </w:rPr>
+            </w:pPr>
+            <w:r>
+              <w:rPr>
+                <w:rFonts w:ascii="Helvetica" w:hAnsi="Helvetica" w:eastAsia="Helvetica" w:cs="Helvetica"/>
+                <w:i w:val="false"/>
+                <w:b w:val="false"/>
+                <w:u w:val="none"/>
+                <w:strike w:val="false"/>
+                <w:sz w:val="18"/>
+                <w:szCs w:val="18"/>
+                <w:color w:val="000000"/>
+              </w:rPr>
+              <w:t xml:space="preserve">4.10% (1.34-9.31%)</w:t>
             </w:r>
           </w:p>
         </w:tc>
       </w:tr>
       <w:tr>
         <w:trPr>
-          <w:trHeight w:val="616" w:hRule="auto"/>
+          <w:trHeight w:val="579" w:hRule="auto"/>
         </w:trPr>
         body7
         <w:tc>
@@ -1616,20 +1616,20 @@
                 <w:b w:val="false"/>
                 <w:u w:val="none"/>
                 <w:strike w:val="false"/>
-                <w:sz w:val="22"/>
-                <w:szCs w:val="22"/>
-                <w:color w:val="000000"/>
-              </w:rPr>
-            </w:pPr>
-            <w:r>
-              <w:rPr>
-                <w:rFonts w:ascii="Helvetica" w:hAnsi="Helvetica" w:eastAsia="Helvetica" w:cs="Helvetica"/>
-                <w:i w:val="false"/>
-                <w:b w:val="false"/>
-                <w:u w:val="none"/>
-                <w:strike w:val="false"/>
-                <w:sz w:val="22"/>
-                <w:szCs w:val="22"/>
+                <w:sz w:val="18"/>
+                <w:szCs w:val="18"/>
+                <w:color w:val="000000"/>
+              </w:rPr>
+            </w:pPr>
+            <w:r>
+              <w:rPr>
+                <w:rFonts w:ascii="Helvetica" w:hAnsi="Helvetica" w:eastAsia="Helvetica" w:cs="Helvetica"/>
+                <w:i w:val="false"/>
+                <w:b w:val="false"/>
+                <w:u w:val="none"/>
+                <w:strike w:val="false"/>
+                <w:sz w:val="18"/>
+                <w:szCs w:val="18"/>
                 <w:color w:val="000000"/>
               </w:rPr>
               <w:t xml:space="preserve">70+</w:t>
@@ -1670,20 +1670,20 @@
                 <w:b w:val="false"/>
                 <w:u w:val="none"/>
                 <w:strike w:val="false"/>
-                <w:sz w:val="22"/>
-                <w:szCs w:val="22"/>
-                <w:color w:val="000000"/>
-              </w:rPr>
-            </w:pPr>
-            <w:r>
-              <w:rPr>
-                <w:rFonts w:ascii="Helvetica" w:hAnsi="Helvetica" w:eastAsia="Helvetica" w:cs="Helvetica"/>
-                <w:i w:val="false"/>
-                <w:b w:val="false"/>
-                <w:u w:val="none"/>
-                <w:strike w:val="false"/>
-                <w:sz w:val="22"/>
-                <w:szCs w:val="22"/>
+                <w:sz w:val="18"/>
+                <w:szCs w:val="18"/>
+                <w:color w:val="000000"/>
+              </w:rPr>
+            </w:pPr>
+            <w:r>
+              <w:rPr>
+                <w:rFonts w:ascii="Helvetica" w:hAnsi="Helvetica" w:eastAsia="Helvetica" w:cs="Helvetica"/>
+                <w:i w:val="false"/>
+                <w:b w:val="false"/>
+                <w:u w:val="none"/>
+                <w:strike w:val="false"/>
+                <w:sz w:val="18"/>
+                <w:szCs w:val="18"/>
                 <w:color w:val="000000"/>
               </w:rPr>
               <w:t xml:space="preserve">108</w:t>
@@ -1724,20 +1724,20 @@
                 <w:b w:val="false"/>
                 <w:u w:val="none"/>
                 <w:strike w:val="false"/>
-                <w:sz w:val="22"/>
-                <w:szCs w:val="22"/>
-                <w:color w:val="000000"/>
-              </w:rPr>
-            </w:pPr>
-            <w:r>
-              <w:rPr>
-                <w:rFonts w:ascii="Helvetica" w:hAnsi="Helvetica" w:eastAsia="Helvetica" w:cs="Helvetica"/>
-                <w:i w:val="false"/>
-                <w:b w:val="false"/>
-                <w:u w:val="none"/>
-                <w:strike w:val="false"/>
-                <w:sz w:val="22"/>
-                <w:szCs w:val="22"/>
+                <w:sz w:val="18"/>
+                <w:szCs w:val="18"/>
+                <w:color w:val="000000"/>
+              </w:rPr>
+            </w:pPr>
+            <w:r>
+              <w:rPr>
+                <w:rFonts w:ascii="Helvetica" w:hAnsi="Helvetica" w:eastAsia="Helvetica" w:cs="Helvetica"/>
+                <w:i w:val="false"/>
+                <w:b w:val="false"/>
+                <w:u w:val="none"/>
+                <w:strike w:val="false"/>
+                <w:sz w:val="18"/>
+                <w:szCs w:val="18"/>
                 <w:color w:val="000000"/>
               </w:rPr>
               <w:t xml:space="preserve">8</w:t>
@@ -1778,30 +1778,30 @@
                 <w:b w:val="false"/>
                 <w:u w:val="none"/>
                 <w:strike w:val="false"/>
-                <w:sz w:val="22"/>
-                <w:szCs w:val="22"/>
-                <w:color w:val="000000"/>
-              </w:rPr>
-            </w:pPr>
-            <w:r>
-              <w:rPr>
-                <w:rFonts w:ascii="Helvetica" w:hAnsi="Helvetica" w:eastAsia="Helvetica" w:cs="Helvetica"/>
-                <w:i w:val="false"/>
-                <w:b w:val="false"/>
-                <w:u w:val="none"/>
-                <w:strike w:val="false"/>
-                <w:sz w:val="22"/>
-                <w:szCs w:val="22"/>
-                <w:color w:val="000000"/>
-              </w:rPr>
-              <w:t xml:space="preserve">7.4% (3.3-14.1%)</w:t>
+                <w:sz w:val="18"/>
+                <w:szCs w:val="18"/>
+                <w:color w:val="000000"/>
+              </w:rPr>
+            </w:pPr>
+            <w:r>
+              <w:rPr>
+                <w:rFonts w:ascii="Helvetica" w:hAnsi="Helvetica" w:eastAsia="Helvetica" w:cs="Helvetica"/>
+                <w:i w:val="false"/>
+                <w:b w:val="false"/>
+                <w:u w:val="none"/>
+                <w:strike w:val="false"/>
+                <w:sz w:val="18"/>
+                <w:szCs w:val="18"/>
+                <w:color w:val="000000"/>
+              </w:rPr>
+              <w:t xml:space="preserve">7.41% (3.25-14.07%)</w:t>
             </w:r>
           </w:p>
         </w:tc>
       </w:tr>
       <w:tr>
         <w:trPr>
-          <w:trHeight w:val="616" w:hRule="auto"/>
+          <w:trHeight w:val="579" w:hRule="auto"/>
         </w:trPr>
         body8
         <w:tc>
@@ -1838,8 +1838,8 @@
                 <w:b w:val="true"/>
                 <w:u w:val="none"/>
                 <w:strike w:val="false"/>
-                <w:sz w:val="22"/>
-                <w:szCs w:val="22"/>
+                <w:sz w:val="18"/>
+                <w:szCs w:val="18"/>
                 <w:color w:val="000000"/>
               </w:rPr>
             </w:pPr>
@@ -1850,8 +1850,8 @@
                 <w:b w:val="true"/>
                 <w:u w:val="none"/>
                 <w:strike w:val="false"/>
-                <w:sz w:val="22"/>
-                <w:szCs w:val="22"/>
+                <w:sz w:val="18"/>
+                <w:szCs w:val="18"/>
                 <w:color w:val="000000"/>
               </w:rPr>
               <w:t xml:space="preserve">Total</w:t>
@@ -1892,8 +1892,8 @@
                 <w:b w:val="true"/>
                 <w:u w:val="none"/>
                 <w:strike w:val="false"/>
-                <w:sz w:val="22"/>
-                <w:szCs w:val="22"/>
+                <w:sz w:val="18"/>
+                <w:szCs w:val="18"/>
                 <w:color w:val="000000"/>
               </w:rPr>
             </w:pPr>
@@ -1904,11 +1904,11 @@
                 <w:b w:val="true"/>
                 <w:u w:val="none"/>
                 <w:strike w:val="false"/>
-                <w:sz w:val="22"/>
-                <w:szCs w:val="22"/>
-                <w:color w:val="000000"/>
-              </w:rPr>
-              <w:t xml:space="preserve">1,020</w:t>
+                <w:sz w:val="18"/>
+                <w:szCs w:val="18"/>
+                <w:color w:val="000000"/>
+              </w:rPr>
+              <w:t xml:space="preserve">1,019</w:t>
             </w:r>
           </w:p>
         </w:tc>
@@ -1946,8 +1946,8 @@
                 <w:b w:val="true"/>
                 <w:u w:val="none"/>
                 <w:strike w:val="false"/>
-                <w:sz w:val="22"/>
-                <w:szCs w:val="22"/>
+                <w:sz w:val="18"/>
+                <w:szCs w:val="18"/>
                 <w:color w:val="000000"/>
               </w:rPr>
             </w:pPr>
@@ -1958,8 +1958,8 @@
                 <w:b w:val="true"/>
                 <w:u w:val="none"/>
                 <w:strike w:val="false"/>
-                <w:sz w:val="22"/>
-                <w:szCs w:val="22"/>
+                <w:sz w:val="18"/>
+                <w:szCs w:val="18"/>
                 <w:color w:val="000000"/>
               </w:rPr>
               <w:t xml:space="preserve">59</w:t>
@@ -2000,8 +2000,8 @@
                 <w:b w:val="true"/>
                 <w:u w:val="none"/>
                 <w:strike w:val="false"/>
-                <w:sz w:val="22"/>
-                <w:szCs w:val="22"/>
+                <w:sz w:val="18"/>
+                <w:szCs w:val="18"/>
                 <w:color w:val="000000"/>
               </w:rPr>
             </w:pPr>
@@ -2012,11 +2012,11 @@
                 <w:b w:val="true"/>
                 <w:u w:val="none"/>
                 <w:strike w:val="false"/>
-                <w:sz w:val="22"/>
-                <w:szCs w:val="22"/>
-                <w:color w:val="000000"/>
-              </w:rPr>
-              <w:t xml:space="preserve">5.8% (4.4-7.4%)</w:t>
+                <w:sz w:val="18"/>
+                <w:szCs w:val="18"/>
+                <w:color w:val="000000"/>
+              </w:rPr>
+              <w:t xml:space="preserve">5.79% (4.44-7.41%)</w:t>
             </w:r>
           </w:p>
         </w:tc>
